--- a/Delivery/V1_PRIME PICK TRADERS LTD_Umbra Prime(game)/Docx/Umbra Prime_permissions.docx
+++ b/Delivery/V1_PRIME PICK TRADERS LTD_Umbra Prime(game)/Docx/Umbra Prime_permissions.docx
@@ -825,7 +825,7 @@
               <w:rPr>
                 <w:color w:val="1F2A24"/>
               </w:rPr>
-              <w:t xml:space="preserve">1.0.0 (versionCode 1)</w:t>
+              <w:t xml:space="preserve">1.0.0 (versionCode 2)</w:t>
             </w:r>
           </w:p>
         </w:tc>
